--- a/proactive-business-english-a1-sy/out/PBE-A1-B2-SY_Unit7_StudentsBook.docx
+++ b/proactive-business-english-a1-sy/out/PBE-A1-B2-SY_Unit7_StudentsBook.docx
@@ -38230,7 +38230,7 @@
           <w:sz w:val="18"/>
           <w:szCs w:val="18"/>
         </w:rPr>
-        <w:t xml:space="preserve"> big · small · heavy · light · broken · torn · wet · dry · damage · crushed · half · most · a few · condition · to drop · to tear · outside · inside · when it came · like this · what do I do · to decide</w:t>
+        <w:t xml:space="preserve"> big · small · heavy · light (not heavy) · broken · torn · wet · dry · damage · crushed · half · most · a few · condition · to drop · to tear · outside · inside · when it came · like this · what do I do · to decide</w:t>
       </w:r>
     </w:p>
     <w:p>
